--- a/ТЕХНИЧЕСКОЕ ЗАДАНИЕ.docx
+++ b/ТЕХНИЧЕСКОЕ ЗАДАНИЕ.docx
@@ -1,9 +1,10 @@
 
 <file path=word/document.xml><?xml version="1.0" encoding="utf-8"?>
-<w:document xmlns:wpc="http://schemas.microsoft.com/office/word/2010/wordprocessingCanvas" xmlns:cx="http://schemas.microsoft.com/office/drawing/2014/chartex" xmlns:cx1="http://schemas.microsoft.com/office/drawing/2015/9/8/chartex" xmlns:mc="http://schemas.openxmlformats.org/markup-compatibility/2006" xmlns:o="urn:schemas-microsoft-com:office:office" xmlns:r="http://schemas.openxmlformats.org/officeDocument/2006/relationships" xmlns:m="http://schemas.openxmlformats.org/officeDocument/2006/math" xmlns:v="urn:schemas-microsoft-com:vml" xmlns:wp14="http://schemas.microsoft.com/office/word/2010/wordprocessingDrawing" xmlns:wp="http://schemas.openxmlformats.org/drawingml/2006/wordprocessingDrawing" xmlns:w10="urn:schemas-microsoft-com:office:word" xmlns:w="http://schemas.openxmlformats.org/wordprocessingml/2006/main" xmlns:w14="http://schemas.microsoft.com/office/word/2010/wordml" xmlns:w15="http://schemas.microsoft.com/office/word/2012/wordml" xmlns:w16se="http://schemas.microsoft.com/office/word/2015/wordml/symex" xmlns:wpg="http://schemas.microsoft.com/office/word/2010/wordprocessingGroup" xmlns:wpi="http://schemas.microsoft.com/office/word/2010/wordprocessingInk" xmlns:wne="http://schemas.microsoft.com/office/word/2006/wordml" xmlns:wps="http://schemas.microsoft.com/office/word/2010/wordprocessingShape" mc:Ignorable="w14 w15 w16se wp14">
+<w:document xmlns:o="urn:schemas-microsoft-com:office:office" xmlns:r="http://schemas.openxmlformats.org/officeDocument/2006/relationships" xmlns:v="urn:schemas-microsoft-com:vml" xmlns:w="http://schemas.openxmlformats.org/wordprocessingml/2006/main" xmlns:w10="urn:schemas-microsoft-com:office:word" xmlns:wp="http://schemas.openxmlformats.org/drawingml/2006/wordprocessingDrawing" xmlns:wps="http://schemas.microsoft.com/office/word/2010/wordprocessingShape" xmlns:wpg="http://schemas.microsoft.com/office/word/2010/wordprocessingGroup" xmlns:mc="http://schemas.openxmlformats.org/markup-compatibility/2006" xmlns:wp14="http://schemas.microsoft.com/office/word/2010/wordprocessingDrawing" xmlns:w14="http://schemas.microsoft.com/office/word/2010/wordml" xmlns:w15="http://schemas.microsoft.com/office/word/2012/wordml" mc:Ignorable="w14 wp14 w15">
   <w:body>
     <w:p>
       <w:pPr>
+        <w:pStyle w:val="Normal"/>
         <w:jc w:val="center"/>
         <w:rPr>
           <w:b/>
@@ -22,6 +23,7 @@
     </w:p>
     <w:p>
       <w:pPr>
+        <w:pStyle w:val="Normal"/>
         <w:rPr>
           <w:sz w:val="18"/>
           <w:szCs w:val="18"/>
@@ -40,7 +42,14 @@
           <w:szCs w:val="18"/>
           <w:lang w:val="en-US"/>
         </w:rPr>
-        <w:t>Tim</w:t>
+        <w:t>Time</w:t>
+      </w:r>
+      <w:r>
+        <w:rPr>
+          <w:sz w:val="18"/>
+          <w:szCs w:val="18"/>
+        </w:rPr>
+        <w:t>’</w:t>
       </w:r>
       <w:r>
         <w:rPr>
@@ -48,14 +57,14 @@
           <w:szCs w:val="18"/>
           <w:lang w:val="en-US"/>
         </w:rPr>
-        <w:t>e</w:t>
-      </w:r>
-      <w:r>
-        <w:rPr>
-          <w:sz w:val="18"/>
-          <w:szCs w:val="18"/>
-        </w:rPr>
-        <w:t>’</w:t>
+        <w:t>s</w:t>
+      </w:r>
+      <w:r>
+        <w:rPr>
+          <w:sz w:val="18"/>
+          <w:szCs w:val="18"/>
+        </w:rPr>
+        <w:t xml:space="preserve"> </w:t>
       </w:r>
       <w:r>
         <w:rPr>
@@ -63,7 +72,22 @@
           <w:szCs w:val="18"/>
           <w:lang w:val="en-US"/>
         </w:rPr>
-        <w:t>s</w:t>
+        <w:t>Ticking</w:t>
+      </w:r>
+      <w:r>
+        <w:rPr>
+          <w:sz w:val="18"/>
+          <w:szCs w:val="18"/>
+        </w:rPr>
+        <w:t xml:space="preserve">: </w:t>
+      </w:r>
+      <w:r>
+        <w:rPr>
+          <w:sz w:val="18"/>
+          <w:szCs w:val="18"/>
+          <w:lang w:val="en-US"/>
+        </w:rPr>
+        <w:t>Apocalypse</w:t>
       </w:r>
       <w:r>
         <w:rPr>
@@ -78,119 +102,44 @@
           <w:szCs w:val="18"/>
           <w:lang w:val="en-US"/>
         </w:rPr>
-        <w:t>Ticking</w:t>
-      </w:r>
-      <w:r>
-        <w:rPr>
-          <w:sz w:val="18"/>
-          <w:szCs w:val="18"/>
-        </w:rPr>
-        <w:t xml:space="preserve">: </w:t>
-      </w:r>
-      <w:r>
-        <w:rPr>
-          <w:sz w:val="18"/>
-          <w:szCs w:val="18"/>
-          <w:lang w:val="en-US"/>
-        </w:rPr>
-        <w:t>Apocalypse</w:t>
-      </w:r>
-      <w:r>
-        <w:rPr>
-          <w:sz w:val="18"/>
-          <w:szCs w:val="18"/>
-        </w:rPr>
-        <w:t xml:space="preserve"> </w:t>
-      </w:r>
-      <w:r>
-        <w:rPr>
-          <w:sz w:val="18"/>
-          <w:szCs w:val="18"/>
-          <w:lang w:val="en-US"/>
-        </w:rPr>
         <w:t>Edition</w:t>
       </w:r>
     </w:p>
     <w:p>
       <w:pPr>
-        <w:rPr>
-          <w:sz w:val="18"/>
-          <w:szCs w:val="18"/>
-        </w:rPr>
-      </w:pPr>
-      <w:r>
-        <w:rPr>
-          <w:sz w:val="18"/>
-          <w:szCs w:val="18"/>
-        </w:rPr>
-        <w:t xml:space="preserve">Жанр: </w:t>
-      </w:r>
-      <w:proofErr w:type="spellStart"/>
-      <w:r>
-        <w:rPr>
-          <w:sz w:val="18"/>
-          <w:szCs w:val="18"/>
-        </w:rPr>
-        <w:t>Экшен</w:t>
-      </w:r>
-      <w:proofErr w:type="spellEnd"/>
-      <w:r>
-        <w:rPr>
-          <w:sz w:val="18"/>
-          <w:szCs w:val="18"/>
-        </w:rPr>
-        <w:t>, выживание</w:t>
-      </w:r>
-    </w:p>
-    <w:p>
-      <w:pPr>
-        <w:rPr>
-          <w:sz w:val="18"/>
-          <w:szCs w:val="18"/>
-        </w:rPr>
-      </w:pPr>
-      <w:r>
-        <w:rPr>
-          <w:sz w:val="18"/>
-          <w:szCs w:val="18"/>
-        </w:rPr>
-        <w:t xml:space="preserve">Платформа: </w:t>
-      </w:r>
-      <w:proofErr w:type="spellStart"/>
-      <w:r>
-        <w:rPr>
-          <w:sz w:val="18"/>
-          <w:szCs w:val="18"/>
-        </w:rPr>
-        <w:t>Pygame</w:t>
-      </w:r>
-      <w:proofErr w:type="spellEnd"/>
-      <w:r>
-        <w:rPr>
-          <w:sz w:val="18"/>
-          <w:szCs w:val="18"/>
-        </w:rPr>
-        <w:t xml:space="preserve"> (</w:t>
-      </w:r>
-      <w:proofErr w:type="spellStart"/>
-      <w:r>
-        <w:rPr>
-          <w:sz w:val="18"/>
-          <w:szCs w:val="18"/>
-        </w:rPr>
-        <w:t>Python</w:t>
-      </w:r>
-      <w:proofErr w:type="spellEnd"/>
-      <w:r>
-        <w:rPr>
-          <w:sz w:val="18"/>
-          <w:szCs w:val="18"/>
-        </w:rPr>
-        <w:t>)</w:t>
-      </w:r>
-    </w:p>
-    <w:p>
-      <w:pPr>
+        <w:pStyle w:val="Normal"/>
+        <w:rPr>
+          <w:sz w:val="18"/>
+          <w:szCs w:val="18"/>
+        </w:rPr>
+      </w:pPr>
+      <w:r>
+        <w:rPr>
+          <w:sz w:val="18"/>
+          <w:szCs w:val="18"/>
+        </w:rPr>
+        <w:t>Жанр: Экшен, выживание</w:t>
+      </w:r>
+    </w:p>
+    <w:p>
+      <w:pPr>
+        <w:pStyle w:val="Normal"/>
+        <w:rPr>
+          <w:sz w:val="18"/>
+          <w:szCs w:val="18"/>
+        </w:rPr>
+      </w:pPr>
+      <w:r>
+        <w:rPr>
+          <w:sz w:val="18"/>
+          <w:szCs w:val="18"/>
+        </w:rPr>
+        <w:t>Платформа: Pygame (Python)</w:t>
+      </w:r>
+    </w:p>
+    <w:p>
+      <w:pPr>
+        <w:pStyle w:val="Normal"/>
         <w:rPr>
           <w:sz w:val="18"/>
           <w:szCs w:val="18"/>
@@ -206,140 +155,23 @@
     </w:p>
     <w:p>
       <w:pPr>
-        <w:rPr>
-          <w:sz w:val="18"/>
-          <w:szCs w:val="18"/>
-        </w:rPr>
-      </w:pPr>
-      <w:r>
-        <w:rPr>
-          <w:sz w:val="18"/>
-          <w:szCs w:val="18"/>
-        </w:rPr>
-        <w:t>Разработать игру “</w:t>
-      </w:r>
-      <w:proofErr w:type="spellStart"/>
-      <w:r>
-        <w:rPr>
-          <w:sz w:val="18"/>
-          <w:szCs w:val="18"/>
-        </w:rPr>
-        <w:t>Time’s</w:t>
-      </w:r>
-      <w:proofErr w:type="spellEnd"/>
-      <w:r>
-        <w:rPr>
-          <w:sz w:val="18"/>
-          <w:szCs w:val="18"/>
-        </w:rPr>
-        <w:t xml:space="preserve"> </w:t>
-      </w:r>
-      <w:proofErr w:type="spellStart"/>
-      <w:r>
-        <w:rPr>
-          <w:sz w:val="18"/>
-          <w:szCs w:val="18"/>
-        </w:rPr>
-        <w:t>Ticking</w:t>
-      </w:r>
-      <w:proofErr w:type="spellEnd"/>
-      <w:r>
-        <w:rPr>
-          <w:sz w:val="18"/>
-          <w:szCs w:val="18"/>
-        </w:rPr>
-        <w:t xml:space="preserve">: </w:t>
-      </w:r>
-      <w:proofErr w:type="spellStart"/>
-      <w:r>
-        <w:rPr>
-          <w:sz w:val="18"/>
-          <w:szCs w:val="18"/>
-        </w:rPr>
-        <w:t>Apocalypse</w:t>
-      </w:r>
-      <w:proofErr w:type="spellEnd"/>
-      <w:r>
-        <w:rPr>
-          <w:sz w:val="18"/>
-          <w:szCs w:val="18"/>
-        </w:rPr>
-        <w:t xml:space="preserve"> </w:t>
-      </w:r>
-      <w:proofErr w:type="spellStart"/>
-      <w:r>
-        <w:rPr>
-          <w:sz w:val="18"/>
-          <w:szCs w:val="18"/>
-        </w:rPr>
-        <w:t>Edition</w:t>
-      </w:r>
-      <w:proofErr w:type="spellEnd"/>
-      <w:r>
-        <w:rPr>
-          <w:sz w:val="18"/>
-          <w:szCs w:val="18"/>
-        </w:rPr>
-        <w:t xml:space="preserve">” – двухмерный </w:t>
-      </w:r>
-      <w:proofErr w:type="spellStart"/>
-      <w:r>
-        <w:rPr>
-          <w:sz w:val="18"/>
-          <w:szCs w:val="18"/>
-        </w:rPr>
-        <w:t>экшен</w:t>
-      </w:r>
-      <w:proofErr w:type="spellEnd"/>
-      <w:r>
-        <w:rPr>
-          <w:sz w:val="18"/>
-          <w:szCs w:val="18"/>
-        </w:rPr>
-        <w:t xml:space="preserve"> с элементами выживания, реализованный на платформе </w:t>
-      </w:r>
-      <w:proofErr w:type="spellStart"/>
-      <w:r>
-        <w:rPr>
-          <w:sz w:val="18"/>
-          <w:szCs w:val="18"/>
-        </w:rPr>
-        <w:t>Pygame</w:t>
-      </w:r>
-      <w:proofErr w:type="spellEnd"/>
-      <w:r>
-        <w:rPr>
-          <w:sz w:val="18"/>
-          <w:szCs w:val="18"/>
-        </w:rPr>
-        <w:t xml:space="preserve">. Игрок должен максимально долго выживать в </w:t>
-      </w:r>
-      <w:proofErr w:type="spellStart"/>
-      <w:r>
-        <w:rPr>
-          <w:sz w:val="18"/>
-          <w:szCs w:val="18"/>
-        </w:rPr>
-        <w:t>постапокалиптическом</w:t>
-      </w:r>
-      <w:proofErr w:type="spellEnd"/>
-      <w:r>
-        <w:rPr>
-          <w:sz w:val="18"/>
-          <w:szCs w:val="18"/>
-        </w:rPr>
-        <w:t xml:space="preserve"> мире, избегая столкновений с врагами и собирая монеты, увелич</w:t>
-      </w:r>
-      <w:r>
-        <w:rPr>
-          <w:sz w:val="18"/>
-          <w:szCs w:val="18"/>
-        </w:rPr>
-        <w:t>ивающие время жизни.</w:t>
-      </w:r>
-    </w:p>
-    <w:p>
-      <w:pPr>
+        <w:pStyle w:val="Normal"/>
+        <w:rPr>
+          <w:sz w:val="18"/>
+          <w:szCs w:val="18"/>
+        </w:rPr>
+      </w:pPr>
+      <w:r>
+        <w:rPr>
+          <w:sz w:val="18"/>
+          <w:szCs w:val="18"/>
+        </w:rPr>
+        <w:t>Разработать игру “Time’s Ticking: Apocalypse Edition” – двухмерный экшен с элементами выживания, реализованный на платформе Pygame. Игрок должен максимально долго выживать в постапокалиптическом мире, избегая столкновений с врагами.</w:t>
+      </w:r>
+    </w:p>
+    <w:p>
+      <w:pPr>
+        <w:pStyle w:val="Normal"/>
         <w:rPr>
           <w:sz w:val="18"/>
           <w:szCs w:val="18"/>
@@ -355,66 +187,39 @@
     </w:p>
     <w:p>
       <w:pPr>
-        <w:rPr>
-          <w:sz w:val="18"/>
-          <w:szCs w:val="18"/>
-        </w:rPr>
-      </w:pPr>
-      <w:r>
-        <w:rPr>
-          <w:sz w:val="18"/>
-          <w:szCs w:val="18"/>
-        </w:rPr>
-        <w:t>Игровой мир: Двухмерный игровой мир, представленный игровым экраном с фоном, соответствующим</w:t>
-      </w:r>
-      <w:r>
-        <w:rPr>
-          <w:sz w:val="18"/>
-          <w:szCs w:val="18"/>
-        </w:rPr>
-        <w:t xml:space="preserve"> </w:t>
-      </w:r>
-      <w:proofErr w:type="spellStart"/>
-      <w:r>
-        <w:rPr>
-          <w:sz w:val="18"/>
-          <w:szCs w:val="18"/>
-        </w:rPr>
-        <w:t>постапокалиптической</w:t>
-      </w:r>
-      <w:proofErr w:type="spellEnd"/>
-      <w:r>
-        <w:rPr>
-          <w:sz w:val="18"/>
-          <w:szCs w:val="18"/>
-        </w:rPr>
-        <w:t xml:space="preserve"> тематике.</w:t>
-      </w:r>
-    </w:p>
-    <w:p>
-      <w:pPr>
-        <w:rPr>
-          <w:sz w:val="18"/>
-          <w:szCs w:val="18"/>
-        </w:rPr>
-      </w:pPr>
-      <w:r>
-        <w:rPr>
-          <w:sz w:val="18"/>
-          <w:szCs w:val="18"/>
-        </w:rPr>
-        <w:t xml:space="preserve">Главный герой: Управляемый игроком персонаж с возможностью перемещения по игровому миру (вверх, вниз, влево, вправо). Визуальное представление героя должно быть реализовано спрайтом или </w:t>
-      </w:r>
-      <w:r>
-        <w:rPr>
-          <w:sz w:val="18"/>
-          <w:szCs w:val="18"/>
-        </w:rPr>
-        <w:t>простой геометрической фигурой.</w:t>
-      </w:r>
-    </w:p>
-    <w:p>
-      <w:pPr>
+        <w:pStyle w:val="Normal"/>
+        <w:rPr>
+          <w:sz w:val="18"/>
+          <w:szCs w:val="18"/>
+        </w:rPr>
+      </w:pPr>
+      <w:r>
+        <w:rPr>
+          <w:sz w:val="18"/>
+          <w:szCs w:val="18"/>
+        </w:rPr>
+        <w:t>Игровой мир: Двухмерный игровой мир, представленный игровым экраном с фоном, соответствующим постапокалиптической тематике.</w:t>
+      </w:r>
+    </w:p>
+    <w:p>
+      <w:pPr>
+        <w:pStyle w:val="Normal"/>
+        <w:rPr>
+          <w:sz w:val="18"/>
+          <w:szCs w:val="18"/>
+        </w:rPr>
+      </w:pPr>
+      <w:r>
+        <w:rPr>
+          <w:sz w:val="18"/>
+          <w:szCs w:val="18"/>
+        </w:rPr>
+        <w:t>Главный герой: Управляемый игроком персонаж с возможностью перемещения по игровому миру (вверх, вниз, влево, вправо). Визуальное представление героя должно быть реализовано спрайтом или простой геометрической фигурой.</w:t>
+      </w:r>
+    </w:p>
+    <w:p>
+      <w:pPr>
+        <w:pStyle w:val="Normal"/>
         <w:rPr>
           <w:sz w:val="18"/>
           <w:szCs w:val="18"/>
@@ -434,128 +239,60 @@
           <w:sz w:val="18"/>
           <w:szCs w:val="18"/>
         </w:rPr>
-        <w:t>я случайным образом в разных частях игрового мира. При обнаружении игрока монстры должны преследовать его. Визуальное представление монстров должно быть реализовано спрайтами или про</w:t>
-      </w:r>
-      <w:r>
-        <w:rPr>
-          <w:sz w:val="18"/>
-          <w:szCs w:val="18"/>
-        </w:rPr>
-        <w:t>стыми геометрическими фигурами.</w:t>
-      </w:r>
-    </w:p>
-    <w:p>
-      <w:pPr>
-        <w:rPr>
-          <w:sz w:val="18"/>
-          <w:szCs w:val="18"/>
-        </w:rPr>
-      </w:pPr>
-      <w:r>
-        <w:rPr>
-          <w:sz w:val="18"/>
-          <w:szCs w:val="18"/>
-        </w:rPr>
-        <w:t>Механика сбора монет: На карте случайным образом разбросаны монеты. При столкновении игрока с монетой, время жизни игрока увеличивается на определенное значение (например, 1-3 секунды). Визуальное представление монет дол</w:t>
-      </w:r>
-      <w:r>
-        <w:rPr>
-          <w:sz w:val="18"/>
-          <w:szCs w:val="18"/>
-        </w:rPr>
-        <w:t>жно быть реализовано спрайтами.</w:t>
-      </w:r>
-    </w:p>
-    <w:p>
-      <w:pPr>
-        <w:rPr>
-          <w:sz w:val="18"/>
-          <w:szCs w:val="18"/>
-        </w:rPr>
-      </w:pPr>
-      <w:r>
-        <w:rPr>
-          <w:sz w:val="18"/>
-          <w:szCs w:val="18"/>
-        </w:rPr>
-        <w:t xml:space="preserve">Система подсчета времени: Отображение оставшегося времени жизни игрока на экране. Время жизни начинает отсчет с начального </w:t>
-      </w:r>
-      <w:r>
-        <w:rPr>
-          <w:sz w:val="18"/>
-          <w:szCs w:val="18"/>
-        </w:rPr>
-        <w:t>значения (например, 30 секунд).</w:t>
-      </w:r>
-    </w:p>
-    <w:p>
-      <w:pPr>
-        <w:rPr>
-          <w:sz w:val="18"/>
-          <w:szCs w:val="18"/>
-        </w:rPr>
-      </w:pPr>
-      <w:r>
-        <w:rPr>
-          <w:sz w:val="18"/>
-          <w:szCs w:val="18"/>
-        </w:rPr>
-        <w:t xml:space="preserve">Система смерти: При столкновении игрока с монстром, игра заканчивается. Игроку отображается финальный </w:t>
-      </w:r>
-      <w:r>
-        <w:rPr>
-          <w:sz w:val="18"/>
-          <w:szCs w:val="18"/>
-        </w:rPr>
-        <w:t>счет (продолжительность жизни).</w:t>
-      </w:r>
-    </w:p>
-    <w:p>
-      <w:pPr>
-        <w:rPr>
-          <w:sz w:val="18"/>
-          <w:szCs w:val="18"/>
-        </w:rPr>
-      </w:pPr>
-      <w:r>
-        <w:rPr>
-          <w:sz w:val="18"/>
-          <w:szCs w:val="18"/>
-        </w:rPr>
-        <w:t>Управление: Управление персонажем осуществляется с помощью клавиатуры (стрелки или WASD)</w:t>
-      </w:r>
-      <w:r>
-        <w:rPr>
-          <w:sz w:val="18"/>
-          <w:szCs w:val="18"/>
-        </w:rPr>
-        <w:t>.</w:t>
-      </w:r>
-    </w:p>
-    <w:p>
-      <w:pPr>
-        <w:rPr>
-          <w:sz w:val="18"/>
-          <w:szCs w:val="18"/>
-        </w:rPr>
-      </w:pPr>
-      <w:r>
-        <w:rPr>
-          <w:sz w:val="18"/>
-          <w:szCs w:val="18"/>
-        </w:rPr>
-        <w:t>Звуковое оформление: Наличие звуковых эффектов (сбор монеты, столкновение с монстром, фоновая музыка). Звуков</w:t>
-      </w:r>
-      <w:r>
-        <w:rPr>
-          <w:sz w:val="18"/>
-          <w:szCs w:val="18"/>
-        </w:rPr>
-        <w:t>ые эффекты могут быть простыми.</w:t>
-      </w:r>
-    </w:p>
-    <w:p>
-      <w:pPr>
+        <w:t>я случайным образом в разных частях игрового мира. При обнаружении игрока монстры должны преследовать его. Визуальное представление монстров должно быть реализовано спрайтами или простыми геометрическими фигурами.</w:t>
+      </w:r>
+    </w:p>
+    <w:p>
+      <w:pPr>
+        <w:pStyle w:val="Normal"/>
+        <w:rPr>
+          <w:sz w:val="18"/>
+          <w:szCs w:val="18"/>
+        </w:rPr>
+      </w:pPr>
+      <w:r>
+        <w:rPr>
+          <w:sz w:val="18"/>
+          <w:szCs w:val="18"/>
+        </w:rPr>
+        <w:t>Механика сбора монет: На карте случайным образом разбросаны монеты. При столкновении игрока с монетой, время жизни игрока увеличивается на определенное значение (например, 1-3 секунды). Визуальное представление монет должно быть реализовано спрайтами.</w:t>
+      </w:r>
+    </w:p>
+    <w:p>
+      <w:pPr>
+        <w:pStyle w:val="Normal"/>
+        <w:rPr>
+          <w:sz w:val="18"/>
+          <w:szCs w:val="18"/>
+        </w:rPr>
+      </w:pPr>
+      <w:r>
+        <w:rPr>
+          <w:sz w:val="18"/>
+          <w:szCs w:val="18"/>
+        </w:rPr>
+        <w:t>Система смерти: При столкновении игрока с монстром, игра заканчивается. Игроку отображается финальный счет (продолжительность жизни).</w:t>
+      </w:r>
+    </w:p>
+    <w:p>
+      <w:pPr>
+        <w:pStyle w:val="Normal"/>
+        <w:rPr>
+          <w:sz w:val="18"/>
+          <w:szCs w:val="18"/>
+        </w:rPr>
+      </w:pPr>
+      <w:r>
+        <w:rPr>
+          <w:sz w:val="18"/>
+          <w:szCs w:val="18"/>
+        </w:rPr>
+        <w:t>Управление: Управление персонажем осуществляется с помощью клавиатуры (стрелки или WASD).</w:t>
+      </w:r>
+    </w:p>
+    <w:p>
+      <w:pPr>
+        <w:pStyle w:val="Normal"/>
         <w:rPr>
           <w:sz w:val="18"/>
           <w:szCs w:val="18"/>
@@ -571,119 +308,71 @@
     </w:p>
     <w:p>
       <w:pPr>
-        <w:rPr>
-          <w:sz w:val="18"/>
-          <w:szCs w:val="18"/>
-        </w:rPr>
-      </w:pPr>
-      <w:r>
-        <w:rPr>
-          <w:sz w:val="18"/>
-          <w:szCs w:val="18"/>
-        </w:rPr>
-        <w:t xml:space="preserve">Производительность: Игра должна работать плавно и без зависаний на целевых устройствах (указание минимальных требований </w:t>
-      </w:r>
-      <w:r>
-        <w:rPr>
-          <w:sz w:val="18"/>
-          <w:szCs w:val="18"/>
-        </w:rPr>
-        <w:t>не обязательно, но желательно).</w:t>
-      </w:r>
-    </w:p>
-    <w:p>
-      <w:pPr>
-        <w:rPr>
-          <w:sz w:val="18"/>
-          <w:szCs w:val="18"/>
-        </w:rPr>
-      </w:pPr>
-      <w:r>
-        <w:rPr>
-          <w:sz w:val="18"/>
-          <w:szCs w:val="18"/>
-        </w:rPr>
-        <w:t>Удобство использования: Интуитивно п</w:t>
-      </w:r>
-      <w:r>
-        <w:rPr>
-          <w:sz w:val="18"/>
-          <w:szCs w:val="18"/>
-        </w:rPr>
-        <w:t>онятный интерфейс и управление.</w:t>
-      </w:r>
-    </w:p>
-    <w:p>
-      <w:pPr>
-        <w:rPr>
-          <w:sz w:val="18"/>
-          <w:szCs w:val="18"/>
-        </w:rPr>
-      </w:pPr>
-      <w:r>
-        <w:rPr>
-          <w:sz w:val="18"/>
-          <w:szCs w:val="18"/>
-        </w:rPr>
-        <w:t xml:space="preserve">Визуальное оформление: Графика должна соответствовать </w:t>
-      </w:r>
-      <w:proofErr w:type="spellStart"/>
-      <w:r>
-        <w:rPr>
-          <w:sz w:val="18"/>
-          <w:szCs w:val="18"/>
-        </w:rPr>
-        <w:t>постапокалиптической</w:t>
-      </w:r>
-      <w:proofErr w:type="spellEnd"/>
-      <w:r>
-        <w:rPr>
-          <w:sz w:val="18"/>
-          <w:szCs w:val="18"/>
-        </w:rPr>
-        <w:t xml:space="preserve"> тематике. Не требуется </w:t>
-      </w:r>
-      <w:proofErr w:type="spellStart"/>
-      <w:r>
-        <w:rPr>
-          <w:sz w:val="18"/>
-          <w:szCs w:val="18"/>
-        </w:rPr>
-        <w:t>высокодетализированная</w:t>
-      </w:r>
-      <w:proofErr w:type="spellEnd"/>
-      <w:r>
-        <w:rPr>
-          <w:sz w:val="18"/>
-          <w:szCs w:val="18"/>
-        </w:rPr>
-        <w:t xml:space="preserve"> графика, допускается использование простой пиксельной графики или векторных изображений.</w:t>
-      </w:r>
-    </w:p>
-    <w:p>
-      <w:pPr>
-        <w:rPr>
-          <w:sz w:val="18"/>
-          <w:szCs w:val="18"/>
-        </w:rPr>
-      </w:pPr>
-      <w:r>
-        <w:rPr>
-          <w:sz w:val="18"/>
-          <w:szCs w:val="18"/>
-        </w:rPr>
-        <w:t xml:space="preserve">Тестирование: Необходимо провести тестирование игры для выявления и исправления </w:t>
-      </w:r>
-      <w:r>
-        <w:rPr>
-          <w:sz w:val="18"/>
-          <w:szCs w:val="18"/>
-        </w:rPr>
-        <w:t>ошибок.</w:t>
-      </w:r>
-    </w:p>
-    <w:p>
-      <w:pPr>
+        <w:pStyle w:val="Normal"/>
+        <w:rPr>
+          <w:sz w:val="18"/>
+          <w:szCs w:val="18"/>
+        </w:rPr>
+      </w:pPr>
+      <w:r>
+        <w:rPr>
+          <w:sz w:val="18"/>
+          <w:szCs w:val="18"/>
+        </w:rPr>
+        <w:t>Производительность: Игра должна работать плавно и без зависаний на целевых устройствах (указание минимальных требований не обязательно, но желательно).</w:t>
+      </w:r>
+    </w:p>
+    <w:p>
+      <w:pPr>
+        <w:pStyle w:val="Normal"/>
+        <w:rPr>
+          <w:sz w:val="18"/>
+          <w:szCs w:val="18"/>
+        </w:rPr>
+      </w:pPr>
+      <w:r>
+        <w:rPr>
+          <w:sz w:val="18"/>
+          <w:szCs w:val="18"/>
+        </w:rPr>
+        <w:t>Удобство использования: Интуитивно понятный интерфейс и управление.</w:t>
+      </w:r>
+    </w:p>
+    <w:p>
+      <w:pPr>
+        <w:pStyle w:val="Normal"/>
+        <w:rPr>
+          <w:sz w:val="18"/>
+          <w:szCs w:val="18"/>
+        </w:rPr>
+      </w:pPr>
+      <w:r>
+        <w:rPr>
+          <w:sz w:val="18"/>
+          <w:szCs w:val="18"/>
+        </w:rPr>
+        <w:t>Визуальное оформление: Графика должна соответствовать постапокалиптической тематике. Не требуется высокодетализированная графика, допускается использование простой пиксельной графики или векторных изображений.</w:t>
+      </w:r>
+    </w:p>
+    <w:p>
+      <w:pPr>
+        <w:pStyle w:val="Normal"/>
+        <w:rPr>
+          <w:sz w:val="18"/>
+          <w:szCs w:val="18"/>
+        </w:rPr>
+      </w:pPr>
+      <w:r>
+        <w:rPr>
+          <w:sz w:val="18"/>
+          <w:szCs w:val="18"/>
+        </w:rPr>
+        <w:t>Тестирование: Необходимо провести тестирование игры для выявления и исправления ошибок.</w:t>
+      </w:r>
+    </w:p>
+    <w:p>
+      <w:pPr>
+        <w:pStyle w:val="Normal"/>
         <w:rPr>
           <w:sz w:val="18"/>
           <w:szCs w:val="18"/>
@@ -699,50 +388,39 @@
     </w:p>
     <w:p>
       <w:pPr>
-        <w:rPr>
-          <w:sz w:val="18"/>
-          <w:szCs w:val="18"/>
-        </w:rPr>
-      </w:pPr>
-      <w:r>
-        <w:rPr>
-          <w:sz w:val="18"/>
-          <w:szCs w:val="18"/>
-        </w:rPr>
-        <w:t>Проектирование: Разработка архитектуры игры, дизайн игрового ми</w:t>
-      </w:r>
-      <w:r>
-        <w:rPr>
-          <w:sz w:val="18"/>
-          <w:szCs w:val="18"/>
-        </w:rPr>
-        <w:t>ра, дизайн персонажей и врагов.</w:t>
-      </w:r>
-    </w:p>
-    <w:p>
-      <w:pPr>
-        <w:rPr>
-          <w:sz w:val="18"/>
-          <w:szCs w:val="18"/>
-        </w:rPr>
-      </w:pPr>
-      <w:r>
-        <w:rPr>
-          <w:sz w:val="18"/>
-          <w:szCs w:val="18"/>
-        </w:rPr>
-        <w:t>Разработка: Реализация игровой механики, графи</w:t>
-      </w:r>
-      <w:r>
-        <w:rPr>
-          <w:sz w:val="18"/>
-          <w:szCs w:val="18"/>
-        </w:rPr>
-        <w:t>ческого и звукового оформления.</w:t>
-      </w:r>
-    </w:p>
-    <w:p>
-      <w:pPr>
+        <w:pStyle w:val="Normal"/>
+        <w:rPr>
+          <w:sz w:val="18"/>
+          <w:szCs w:val="18"/>
+        </w:rPr>
+      </w:pPr>
+      <w:r>
+        <w:rPr>
+          <w:sz w:val="18"/>
+          <w:szCs w:val="18"/>
+        </w:rPr>
+        <w:t>Проектирование: Разработка архитектуры игры, дизайн игрового мира, дизайн персонажей и врагов.</w:t>
+      </w:r>
+    </w:p>
+    <w:p>
+      <w:pPr>
+        <w:pStyle w:val="Normal"/>
+        <w:rPr>
+          <w:sz w:val="18"/>
+          <w:szCs w:val="18"/>
+        </w:rPr>
+      </w:pPr>
+      <w:r>
+        <w:rPr>
+          <w:sz w:val="18"/>
+          <w:szCs w:val="18"/>
+        </w:rPr>
+        <w:t>Разработка: Реализация игровой механики, графического оформления.</w:t>
+      </w:r>
+    </w:p>
+    <w:p>
+      <w:pPr>
+        <w:pStyle w:val="Normal"/>
         <w:rPr>
           <w:sz w:val="18"/>
           <w:szCs w:val="18"/>
@@ -758,110 +436,79 @@
     </w:p>
     <w:p>
       <w:pPr>
-        <w:rPr>
-          <w:sz w:val="18"/>
-          <w:szCs w:val="18"/>
-        </w:rPr>
-      </w:pPr>
-      <w:r>
-        <w:rPr>
-          <w:sz w:val="18"/>
-          <w:szCs w:val="18"/>
-        </w:rPr>
-        <w:t>Документирование: Создание доку</w:t>
-      </w:r>
-      <w:r>
-        <w:rPr>
-          <w:sz w:val="18"/>
-          <w:szCs w:val="18"/>
-        </w:rPr>
-        <w:t>ментации по разработанной игре.</w:t>
-      </w:r>
-    </w:p>
-    <w:p>
-      <w:pPr>
-        <w:rPr>
-          <w:sz w:val="18"/>
-          <w:szCs w:val="18"/>
-        </w:rPr>
-      </w:pPr>
-      <w:r>
-        <w:rPr>
-          <w:sz w:val="18"/>
-          <w:szCs w:val="18"/>
-        </w:rPr>
-        <w:t>5. Срок</w:t>
-      </w:r>
-      <w:r>
-        <w:rPr>
-          <w:sz w:val="18"/>
-          <w:szCs w:val="18"/>
-        </w:rPr>
-        <w:t>и выполнения: (Указать планиру</w:t>
-      </w:r>
-      <w:r>
-        <w:rPr>
-          <w:sz w:val="18"/>
-          <w:szCs w:val="18"/>
-        </w:rPr>
-        <w:t>емые сроки выполнения проекта).</w:t>
-      </w:r>
-    </w:p>
-    <w:p>
-      <w:pPr>
-        <w:rPr>
-          <w:sz w:val="18"/>
-          <w:szCs w:val="18"/>
-        </w:rPr>
-      </w:pPr>
-      <w:r>
-        <w:rPr>
-          <w:sz w:val="18"/>
-          <w:szCs w:val="18"/>
-        </w:rPr>
-        <w:t>6. Ресурсы:</w:t>
-      </w:r>
-    </w:p>
-    <w:p>
-      <w:pPr>
-        <w:rPr>
-          <w:sz w:val="18"/>
-          <w:szCs w:val="18"/>
-        </w:rPr>
-      </w:pPr>
-      <w:proofErr w:type="spellStart"/>
-      <w:r>
-        <w:rPr>
-          <w:sz w:val="18"/>
-          <w:szCs w:val="18"/>
-        </w:rPr>
-        <w:t>Pygame</w:t>
-      </w:r>
-      <w:proofErr w:type="spellEnd"/>
-      <w:r>
-        <w:rPr>
-          <w:sz w:val="18"/>
-          <w:szCs w:val="18"/>
-        </w:rPr>
-        <w:t xml:space="preserve"> библиотека.</w:t>
+        <w:pStyle w:val="Normal"/>
+        <w:rPr>
+          <w:sz w:val="18"/>
+          <w:szCs w:val="18"/>
+        </w:rPr>
+      </w:pPr>
+      <w:r>
+        <w:rPr>
+          <w:sz w:val="18"/>
+          <w:szCs w:val="18"/>
+        </w:rPr>
+        <w:t>Документирование: Создание документации по разработанной игре.</w:t>
+      </w:r>
+    </w:p>
+    <w:p>
+      <w:pPr>
+        <w:pStyle w:val="Normal"/>
+        <w:rPr>
+          <w:sz w:val="18"/>
+          <w:szCs w:val="18"/>
+        </w:rPr>
+      </w:pPr>
+      <w:r>
+        <w:rPr>
+          <w:sz w:val="18"/>
+          <w:szCs w:val="18"/>
+        </w:rPr>
+        <w:t>5</w:t>
+      </w:r>
+      <w:r>
+        <w:rPr>
+          <w:sz w:val="18"/>
+          <w:szCs w:val="18"/>
+        </w:rPr>
+        <w:t>. Ресурсы:</w:t>
+      </w:r>
+    </w:p>
+    <w:p>
+      <w:pPr>
+        <w:pStyle w:val="Normal"/>
+        <w:spacing w:before="0" w:after="160"/>
+        <w:rPr>
+          <w:sz w:val="18"/>
+          <w:szCs w:val="18"/>
+        </w:rPr>
+      </w:pPr>
+      <w:r>
+        <w:rPr>
+          <w:sz w:val="18"/>
+          <w:szCs w:val="18"/>
+        </w:rPr>
+        <w:t>Pygame библиотека.</w:t>
       </w:r>
     </w:p>
     <w:sectPr>
+      <w:type w:val="nextPage"/>
       <w:pgSz w:w="11906" w:h="16838"/>
-      <w:pgMar w:top="1134" w:right="850" w:bottom="1134" w:left="1701" w:header="708" w:footer="708" w:gutter="0"/>
-      <w:cols w:space="708"/>
-      <w:docGrid w:linePitch="360"/>
+      <w:pgMar w:left="1701" w:right="850" w:gutter="0" w:header="0" w:top="1134" w:footer="0" w:bottom="1134"/>
+      <w:pgNumType w:fmt="decimal"/>
+      <w:formProt w:val="false"/>
+      <w:textDirection w:val="lrTb"/>
+      <w:docGrid w:type="default" w:linePitch="360" w:charSpace="4096"/>
     </w:sectPr>
   </w:body>
 </w:document>
 </file>
 
 <file path=word/styles.xml><?xml version="1.0" encoding="utf-8"?>
-<w:styles xmlns:mc="http://schemas.openxmlformats.org/markup-compatibility/2006" xmlns:r="http://schemas.openxmlformats.org/officeDocument/2006/relationships" xmlns:w="http://schemas.openxmlformats.org/wordprocessingml/2006/main" xmlns:w14="http://schemas.microsoft.com/office/word/2010/wordml" xmlns:w15="http://schemas.microsoft.com/office/word/2012/wordml" xmlns:w16se="http://schemas.microsoft.com/office/word/2015/wordml/symex" mc:Ignorable="w14 w15 w16se">
+<w:styles xmlns:w="http://schemas.openxmlformats.org/wordprocessingml/2006/main" xmlns:w14="http://schemas.microsoft.com/office/word/2010/wordml" xmlns:mc="http://schemas.openxmlformats.org/markup-compatibility/2006" mc:Ignorable="w14">
   <w:docDefaults>
     <w:rPrDefault>
       <w:rPr>
-        <w:rFonts w:asciiTheme="minorHAnsi" w:eastAsiaTheme="minorHAnsi" w:hAnsiTheme="minorHAnsi" w:cstheme="minorBidi"/>
+        <w:rFonts w:ascii="Calibri" w:hAnsi="Calibri" w:eastAsia="Calibri" w:cs="" w:asciiTheme="minorHAnsi" w:cstheme="minorBidi" w:eastAsiaTheme="minorHAnsi" w:hAnsiTheme="minorHAnsi"/>
         <w:sz w:val="22"/>
         <w:szCs w:val="22"/>
         <w:lang w:val="ru-RU" w:eastAsia="en-US" w:bidi="ar-SA"/>
@@ -869,21 +516,21 @@
     </w:rPrDefault>
     <w:pPrDefault>
       <w:pPr>
-        <w:spacing w:after="160" w:line="259" w:lineRule="auto"/>
+        <w:suppressAutoHyphens w:val="true"/>
       </w:pPr>
     </w:pPrDefault>
   </w:docDefaults>
   <w:latentStyles w:defLockedState="0" w:defUIPriority="99" w:defSemiHidden="0" w:defUnhideWhenUsed="0" w:defQFormat="0" w:count="371">
     <w:lsdException w:name="Normal" w:uiPriority="0" w:qFormat="1"/>
     <w:lsdException w:name="heading 1" w:uiPriority="9" w:qFormat="1"/>
-    <w:lsdException w:name="heading 2" w:semiHidden="1" w:uiPriority="9" w:unhideWhenUsed="1" w:qFormat="1"/>
-    <w:lsdException w:name="heading 3" w:semiHidden="1" w:uiPriority="9" w:unhideWhenUsed="1" w:qFormat="1"/>
-    <w:lsdException w:name="heading 4" w:semiHidden="1" w:uiPriority="9" w:unhideWhenUsed="1" w:qFormat="1"/>
-    <w:lsdException w:name="heading 5" w:semiHidden="1" w:uiPriority="9" w:unhideWhenUsed="1" w:qFormat="1"/>
-    <w:lsdException w:name="heading 6" w:semiHidden="1" w:uiPriority="9" w:unhideWhenUsed="1" w:qFormat="1"/>
-    <w:lsdException w:name="heading 7" w:semiHidden="1" w:uiPriority="9" w:unhideWhenUsed="1" w:qFormat="1"/>
-    <w:lsdException w:name="heading 8" w:semiHidden="1" w:uiPriority="9" w:unhideWhenUsed="1" w:qFormat="1"/>
-    <w:lsdException w:name="heading 9" w:semiHidden="1" w:uiPriority="9" w:unhideWhenUsed="1" w:qFormat="1"/>
+    <w:lsdException w:name="heading 2" w:uiPriority="9" w:semiHidden="1" w:unhideWhenUsed="1" w:qFormat="1"/>
+    <w:lsdException w:name="heading 3" w:uiPriority="9" w:semiHidden="1" w:unhideWhenUsed="1" w:qFormat="1"/>
+    <w:lsdException w:name="heading 4" w:uiPriority="9" w:semiHidden="1" w:unhideWhenUsed="1" w:qFormat="1"/>
+    <w:lsdException w:name="heading 5" w:uiPriority="9" w:semiHidden="1" w:unhideWhenUsed="1" w:qFormat="1"/>
+    <w:lsdException w:name="heading 6" w:uiPriority="9" w:semiHidden="1" w:unhideWhenUsed="1" w:qFormat="1"/>
+    <w:lsdException w:name="heading 7" w:uiPriority="9" w:semiHidden="1" w:unhideWhenUsed="1" w:qFormat="1"/>
+    <w:lsdException w:name="heading 8" w:uiPriority="9" w:semiHidden="1" w:unhideWhenUsed="1" w:qFormat="1"/>
+    <w:lsdException w:name="heading 9" w:uiPriority="9" w:semiHidden="1" w:unhideWhenUsed="1" w:qFormat="1"/>
     <w:lsdException w:name="index 1" w:semiHidden="1" w:unhideWhenUsed="1"/>
     <w:lsdException w:name="index 2" w:semiHidden="1" w:unhideWhenUsed="1"/>
     <w:lsdException w:name="index 3" w:semiHidden="1" w:unhideWhenUsed="1"/>
@@ -893,22 +540,22 @@
     <w:lsdException w:name="index 7" w:semiHidden="1" w:unhideWhenUsed="1"/>
     <w:lsdException w:name="index 8" w:semiHidden="1" w:unhideWhenUsed="1"/>
     <w:lsdException w:name="index 9" w:semiHidden="1" w:unhideWhenUsed="1"/>
-    <w:lsdException w:name="toc 1" w:semiHidden="1" w:uiPriority="39" w:unhideWhenUsed="1"/>
-    <w:lsdException w:name="toc 2" w:semiHidden="1" w:uiPriority="39" w:unhideWhenUsed="1"/>
-    <w:lsdException w:name="toc 3" w:semiHidden="1" w:uiPriority="39" w:unhideWhenUsed="1"/>
-    <w:lsdException w:name="toc 4" w:semiHidden="1" w:uiPriority="39" w:unhideWhenUsed="1"/>
-    <w:lsdException w:name="toc 5" w:semiHidden="1" w:uiPriority="39" w:unhideWhenUsed="1"/>
-    <w:lsdException w:name="toc 6" w:semiHidden="1" w:uiPriority="39" w:unhideWhenUsed="1"/>
-    <w:lsdException w:name="toc 7" w:semiHidden="1" w:uiPriority="39" w:unhideWhenUsed="1"/>
-    <w:lsdException w:name="toc 8" w:semiHidden="1" w:uiPriority="39" w:unhideWhenUsed="1"/>
-    <w:lsdException w:name="toc 9" w:semiHidden="1" w:uiPriority="39" w:unhideWhenUsed="1"/>
+    <w:lsdException w:name="toc 1" w:uiPriority="39" w:semiHidden="1" w:unhideWhenUsed="1"/>
+    <w:lsdException w:name="toc 2" w:uiPriority="39" w:semiHidden="1" w:unhideWhenUsed="1"/>
+    <w:lsdException w:name="toc 3" w:uiPriority="39" w:semiHidden="1" w:unhideWhenUsed="1"/>
+    <w:lsdException w:name="toc 4" w:uiPriority="39" w:semiHidden="1" w:unhideWhenUsed="1"/>
+    <w:lsdException w:name="toc 5" w:uiPriority="39" w:semiHidden="1" w:unhideWhenUsed="1"/>
+    <w:lsdException w:name="toc 6" w:uiPriority="39" w:semiHidden="1" w:unhideWhenUsed="1"/>
+    <w:lsdException w:name="toc 7" w:uiPriority="39" w:semiHidden="1" w:unhideWhenUsed="1"/>
+    <w:lsdException w:name="toc 8" w:uiPriority="39" w:semiHidden="1" w:unhideWhenUsed="1"/>
+    <w:lsdException w:name="toc 9" w:uiPriority="39" w:semiHidden="1" w:unhideWhenUsed="1"/>
     <w:lsdException w:name="Normal Indent" w:semiHidden="1" w:unhideWhenUsed="1"/>
     <w:lsdException w:name="footnote text" w:semiHidden="1" w:unhideWhenUsed="1"/>
     <w:lsdException w:name="annotation text" w:semiHidden="1" w:unhideWhenUsed="1"/>
     <w:lsdException w:name="header" w:semiHidden="1" w:unhideWhenUsed="1"/>
     <w:lsdException w:name="footer" w:semiHidden="1" w:unhideWhenUsed="1"/>
     <w:lsdException w:name="index heading" w:semiHidden="1" w:unhideWhenUsed="1"/>
-    <w:lsdException w:name="caption" w:semiHidden="1" w:uiPriority="35" w:unhideWhenUsed="1" w:qFormat="1"/>
+    <w:lsdException w:name="caption" w:uiPriority="35" w:semiHidden="1" w:unhideWhenUsed="1" w:qFormat="1"/>
     <w:lsdException w:name="table of figures" w:semiHidden="1" w:unhideWhenUsed="1"/>
     <w:lsdException w:name="envelope address" w:semiHidden="1" w:unhideWhenUsed="1"/>
     <w:lsdException w:name="envelope return" w:semiHidden="1" w:unhideWhenUsed="1"/>
@@ -939,7 +586,7 @@
     <w:lsdException w:name="Title" w:uiPriority="10" w:qFormat="1"/>
     <w:lsdException w:name="Closing" w:semiHidden="1" w:unhideWhenUsed="1"/>
     <w:lsdException w:name="Signature" w:semiHidden="1" w:unhideWhenUsed="1"/>
-    <w:lsdException w:name="Default Paragraph Font" w:semiHidden="1" w:uiPriority="1" w:unhideWhenUsed="1"/>
+    <w:lsdException w:name="Default Paragraph Font" w:uiPriority="1" w:semiHidden="1" w:unhideWhenUsed="1"/>
     <w:lsdException w:name="Body Text" w:semiHidden="1" w:unhideWhenUsed="1"/>
     <w:lsdException w:name="Body Text Indent" w:semiHidden="1" w:unhideWhenUsed="1"/>
     <w:lsdException w:name="List Continue" w:semiHidden="1" w:unhideWhenUsed="1"/>
@@ -1139,8 +786,8 @@
     <w:lsdException w:name="Subtle Reference" w:uiPriority="31" w:qFormat="1"/>
     <w:lsdException w:name="Intense Reference" w:uiPriority="32" w:qFormat="1"/>
     <w:lsdException w:name="Book Title" w:uiPriority="33" w:qFormat="1"/>
-    <w:lsdException w:name="Bibliography" w:semiHidden="1" w:uiPriority="37" w:unhideWhenUsed="1"/>
-    <w:lsdException w:name="TOC Heading" w:semiHidden="1" w:uiPriority="39" w:unhideWhenUsed="1" w:qFormat="1"/>
+    <w:lsdException w:name="Bibliography" w:uiPriority="37" w:semiHidden="1" w:unhideWhenUsed="1"/>
+    <w:lsdException w:name="TOC Heading" w:uiPriority="39" w:semiHidden="1" w:unhideWhenUsed="1" w:qFormat="1"/>
     <w:lsdException w:name="Plain Table 1" w:uiPriority="41"/>
     <w:lsdException w:name="Plain Table 2" w:uiPriority="42"/>
     <w:lsdException w:name="Plain Table 3" w:uiPriority="43"/>
@@ -1246,15 +893,96 @@
     <w:lsdException w:name="List Table 6 Colorful Accent 6" w:uiPriority="51"/>
     <w:lsdException w:name="List Table 7 Colorful Accent 6" w:uiPriority="52"/>
   </w:latentStyles>
-  <w:style w:type="paragraph" w:default="1" w:styleId="a">
+  <w:style w:type="paragraph" w:styleId="Normal" w:default="1">
     <w:name w:val="Normal"/>
     <w:qFormat/>
+    <w:pPr>
+      <w:widowControl/>
+      <w:bidi w:val="0"/>
+      <w:spacing w:lineRule="auto" w:line="259" w:before="0" w:after="160"/>
+      <w:jc w:val="left"/>
+    </w:pPr>
+    <w:rPr>
+      <w:rFonts w:ascii="Calibri" w:hAnsi="Calibri" w:eastAsia="Calibri" w:cs="" w:asciiTheme="minorHAnsi" w:cstheme="minorBidi" w:eastAsiaTheme="minorHAnsi" w:hAnsiTheme="minorHAnsi"/>
+      <w:color w:val="auto"/>
+      <w:kern w:val="0"/>
+      <w:sz w:val="22"/>
+      <w:szCs w:val="22"/>
+      <w:lang w:val="ru-RU" w:eastAsia="en-US" w:bidi="ar-SA"/>
+    </w:rPr>
   </w:style>
-  <w:style w:type="character" w:default="1" w:styleId="a0">
+  <w:style w:type="character" w:styleId="DefaultParagraphFont" w:default="1">
     <w:name w:val="Default Paragraph Font"/>
     <w:uiPriority w:val="1"/>
     <w:semiHidden/>
     <w:unhideWhenUsed/>
+    <w:qFormat/>
+    <w:rPr/>
+  </w:style>
+  <w:style w:type="paragraph" w:styleId="Style14">
+    <w:name w:val="Заголовок"/>
+    <w:basedOn w:val="Normal"/>
+    <w:next w:val="Style15"/>
+    <w:qFormat/>
+    <w:pPr>
+      <w:keepNext w:val="true"/>
+      <w:spacing w:before="240" w:after="120"/>
+    </w:pPr>
+    <w:rPr>
+      <w:rFonts w:ascii="Liberation Sans" w:hAnsi="Liberation Sans" w:eastAsia="Noto Sans CJK SC" w:cs="Lohit Devanagari"/>
+      <w:sz w:val="28"/>
+      <w:szCs w:val="28"/>
+    </w:rPr>
+  </w:style>
+  <w:style w:type="paragraph" w:styleId="Style15">
+    <w:name w:val="Body Text"/>
+    <w:basedOn w:val="Normal"/>
+    <w:pPr>
+      <w:spacing w:lineRule="auto" w:line="276" w:before="0" w:after="140"/>
+    </w:pPr>
+    <w:rPr/>
+  </w:style>
+  <w:style w:type="paragraph" w:styleId="Style16">
+    <w:name w:val="List"/>
+    <w:basedOn w:val="Style15"/>
+    <w:pPr/>
+    <w:rPr>
+      <w:rFonts w:cs="Lohit Devanagari"/>
+    </w:rPr>
+  </w:style>
+  <w:style w:type="paragraph" w:styleId="Style17">
+    <w:name w:val="Caption"/>
+    <w:basedOn w:val="Normal"/>
+    <w:qFormat/>
+    <w:pPr>
+      <w:suppressLineNumbers/>
+      <w:spacing w:before="120" w:after="120"/>
+    </w:pPr>
+    <w:rPr>
+      <w:rFonts w:cs="Lohit Devanagari"/>
+      <w:i/>
+      <w:iCs/>
+      <w:sz w:val="24"/>
+      <w:szCs w:val="24"/>
+    </w:rPr>
+  </w:style>
+  <w:style w:type="paragraph" w:styleId="Style18">
+    <w:name w:val="Указатель"/>
+    <w:basedOn w:val="Normal"/>
+    <w:qFormat/>
+    <w:pPr>
+      <w:suppressLineNumbers/>
+    </w:pPr>
+    <w:rPr>
+      <w:rFonts w:cs="Lohit Devanagari"/>
+    </w:rPr>
+  </w:style>
+  <w:style w:type="numbering" w:styleId="NoList" w:default="1">
+    <w:name w:val="No List"/>
+    <w:uiPriority w:val="99"/>
+    <w:semiHidden/>
+    <w:unhideWhenUsed/>
+    <w:qFormat/>
   </w:style>
   <w:style w:type="table" w:default="1" w:styleId="a1">
     <w:name w:val="Normal Table"/>
@@ -1262,7 +990,6 @@
     <w:semiHidden/>
     <w:unhideWhenUsed/>
     <w:tblPr>
-      <w:tblInd w:w="0" w:type="dxa"/>
       <w:tblCellMar>
         <w:top w:w="0" w:type="dxa"/>
         <w:left w:w="108" w:type="dxa"/>
@@ -1270,12 +997,6 @@
         <w:right w:w="108" w:type="dxa"/>
       </w:tblCellMar>
     </w:tblPr>
-  </w:style>
-  <w:style w:type="numbering" w:default="1" w:styleId="a2">
-    <w:name w:val="No List"/>
-    <w:uiPriority w:val="99"/>
-    <w:semiHidden/>
-    <w:unhideWhenUsed/>
   </w:style>
 </w:styles>
 </file>
